--- a/zero_calibration_bpm/manuscripts/BPM_Tables_EN.docx
+++ b/zero_calibration_bpm/manuscripts/BPM_Tables_EN.docx
@@ -829,7 +829,7 @@
               <w:rPr>
                 <w:sz w:val="18"/>
               </w:rPr>
-              <w:t>Optimal (25 Hz, 0.65)</w:t>
+              <w:t>Optimal (25.0 Hz, 0.65)</w:t>
             </w:r>
           </w:p>
         </w:tc>
@@ -909,7 +909,7 @@
               <w:rPr>
                 <w:sz w:val="18"/>
               </w:rPr>
-              <w:t>Underdamped (10 Hz, 0.15)</w:t>
+              <w:t>Underdamped (10.0 Hz, 0.15)</w:t>
             </w:r>
           </w:p>
         </w:tc>
@@ -989,7 +989,7 @@
               <w:rPr>
                 <w:sz w:val="18"/>
               </w:rPr>
-              <w:t>Overdamped (8 Hz, 0.80)</w:t>
+              <w:t>Overdamped (8.0 Hz, 0.80)</w:t>
             </w:r>
           </w:p>
         </w:tc>
